--- a/assets/thesis/110124252.docx
+++ b/assets/thesis/110124252.docx
@@ -207,10 +207,20 @@
           <w:szCs w:val="40"/>
           <w:lang w:val="vi-VN"/>
         </w:rPr>
-        <w:t>CỬA HÀNG SMART PHONE ONLINE</w:t>
+        <w:t xml:space="preserve">THSPHONE - </w:t>
       </w:r>
       <w:bookmarkStart w:id="35" w:name="_GoBack"/>
       <w:bookmarkEnd w:id="35"/>
+      <w:r>
+        <w:rPr>
+          <w:rFonts w:hint="default"/>
+          <w:b/>
+          <w:sz w:val="40"/>
+          <w:szCs w:val="40"/>
+          <w:lang w:val="vi-VN"/>
+        </w:rPr>
+        <w:t>CỬA HÀNG SMART PHONE ONLINE</w:t>
+      </w:r>
     </w:p>
     <w:p>
       <w:pPr>
